--- a/Cronograma_Defesa_Dissertacao.docx
+++ b/Cronograma_Defesa_Dissertacao.docx
@@ -2332,10 +2332,14 @@
           <w:p>
             <w:pPr>
               <w:cnfStyle w:val="000000100000" w:firstRow="0" w:lastRow="0" w:firstColumn="0" w:lastColumn="0" w:oddVBand="0" w:evenVBand="0" w:oddHBand="1" w:evenHBand="0" w:firstRowFirstColumn="0" w:firstRowLastColumn="0" w:lastRowFirstColumn="0" w:lastRowLastColumn="0"/>
-            </w:pPr>
-            <w:r>
-              <w:rPr>
-                <w:sz w:val="20"/>
+              <w:rPr>
+                <w:highlight w:val="green"/>
+              </w:rPr>
+            </w:pPr>
+            <w:r>
+              <w:rPr>
+                <w:sz w:val="20"/>
+                <w:highlight w:val="green"/>
               </w:rPr>
               <w:t>Adicionar seção 7.7 Generalização para múltiplos ODS (ODS 3, ODS 4) com configurações ods3_</w:t>
             </w:r>
@@ -2343,6 +2347,7 @@
             <w:r>
               <w:rPr>
                 <w:sz w:val="20"/>
+                <w:highlight w:val="green"/>
               </w:rPr>
               <w:t>config.json</w:t>
             </w:r>
@@ -2350,6 +2355,7 @@
             <w:r>
               <w:rPr>
                 <w:sz w:val="20"/>
+                <w:highlight w:val="green"/>
               </w:rPr>
               <w:t xml:space="preserve"> e ods4_</w:t>
             </w:r>
@@ -2357,6 +2363,7 @@
             <w:r>
               <w:rPr>
                 <w:sz w:val="20"/>
+                <w:highlight w:val="green"/>
               </w:rPr>
               <w:t>config.json</w:t>
             </w:r>
@@ -2426,10 +2433,14 @@
           <w:p>
             <w:pPr>
               <w:cnfStyle w:val="000000010000" w:firstRow="0" w:lastRow="0" w:firstColumn="0" w:lastColumn="0" w:oddVBand="0" w:evenVBand="0" w:oddHBand="0" w:evenHBand="1" w:firstRowFirstColumn="0" w:firstRowLastColumn="0" w:lastRowFirstColumn="0" w:lastRowLastColumn="0"/>
-            </w:pPr>
-            <w:r>
-              <w:rPr>
-                <w:sz w:val="20"/>
+              <w:rPr>
+                <w:highlight w:val="green"/>
+              </w:rPr>
+            </w:pPr>
+            <w:r>
+              <w:rPr>
+                <w:sz w:val="20"/>
+                <w:highlight w:val="green"/>
               </w:rPr>
               <w:t>Adicionar seção 7.8 Generalização geográfica (Natal, Fortaleza, João Pessoa, Salvador) — mostrar arquivos *_</w:t>
             </w:r>
@@ -2437,6 +2448,7 @@
             <w:r>
               <w:rPr>
                 <w:sz w:val="20"/>
+                <w:highlight w:val="green"/>
               </w:rPr>
               <w:t>analise</w:t>
             </w:r>
@@ -2444,6 +2456,7 @@
             <w:r>
               <w:rPr>
                 <w:sz w:val="20"/>
+                <w:highlight w:val="green"/>
               </w:rPr>
               <w:t>_</w:t>
             </w:r>
@@ -2451,6 +2464,7 @@
             <w:r>
               <w:rPr>
                 <w:sz w:val="20"/>
+                <w:highlight w:val="green"/>
               </w:rPr>
               <w:t>*.</w:t>
             </w:r>
@@ -2458,6 +2472,7 @@
             <w:r>
               <w:rPr>
                 <w:sz w:val="20"/>
+                <w:highlight w:val="green"/>
               </w:rPr>
               <w:t>json</w:t>
             </w:r>
@@ -2466,6 +2481,7 @@
             <w:r>
               <w:rPr>
                 <w:sz w:val="20"/>
+                <w:highlight w:val="green"/>
               </w:rPr>
               <w:t xml:space="preserve"> em outras cidades</w:t>
             </w:r>
@@ -2534,10 +2550,14 @@
           <w:p>
             <w:pPr>
               <w:cnfStyle w:val="000000100000" w:firstRow="0" w:lastRow="0" w:firstColumn="0" w:lastColumn="0" w:oddVBand="0" w:evenVBand="0" w:oddHBand="1" w:evenHBand="0" w:firstRowFirstColumn="0" w:firstRowLastColumn="0" w:lastRowFirstColumn="0" w:lastRowLastColumn="0"/>
-            </w:pPr>
-            <w:r>
-              <w:rPr>
-                <w:sz w:val="20"/>
+              <w:rPr>
+                <w:highlight w:val="green"/>
+              </w:rPr>
+            </w:pPr>
+            <w:r>
+              <w:rPr>
+                <w:sz w:val="20"/>
+                <w:highlight w:val="green"/>
               </w:rPr>
               <w:t>Adicionar seção 7.9 Formulário interativo de configuração (formulario_config_ods.html + ods_analise_generica.py) com screenshot e fluxo de uso</w:t>
             </w:r>
@@ -2606,10 +2626,14 @@
           <w:p>
             <w:pPr>
               <w:cnfStyle w:val="000000010000" w:firstRow="0" w:lastRow="0" w:firstColumn="0" w:lastColumn="0" w:oddVBand="0" w:evenVBand="0" w:oddHBand="0" w:evenHBand="1" w:firstRowFirstColumn="0" w:firstRowLastColumn="0" w:lastRowFirstColumn="0" w:lastRowLastColumn="0"/>
-            </w:pPr>
-            <w:r>
-              <w:rPr>
-                <w:sz w:val="20"/>
+              <w:rPr>
+                <w:highlight w:val="green"/>
+              </w:rPr>
+            </w:pPr>
+            <w:r>
+              <w:rPr>
+                <w:sz w:val="20"/>
+                <w:highlight w:val="green"/>
               </w:rPr>
               <w:t>Adicionar seção 7.10 Dashboards Web Públicos — substituir/complementar a referência a Power BI pelo dashboard hospedado em Netlify (dashboard-</w:t>
             </w:r>
@@ -2617,6 +2641,7 @@
             <w:r>
               <w:rPr>
                 <w:sz w:val="20"/>
+                <w:highlight w:val="green"/>
               </w:rPr>
               <w:t>ods</w:t>
             </w:r>
@@ -2624,6 +2649,7 @@
             <w:r>
               <w:rPr>
                 <w:sz w:val="20"/>
+                <w:highlight w:val="green"/>
               </w:rPr>
               <w:t>-</w:t>
             </w:r>
@@ -2631,6 +2657,7 @@
             <w:r>
               <w:rPr>
                 <w:sz w:val="20"/>
+                <w:highlight w:val="green"/>
               </w:rPr>
               <w:t>mossoro.netlify.app</w:t>
             </w:r>
@@ -2638,6 +2665,7 @@
             <w:r>
               <w:rPr>
                 <w:sz w:val="20"/>
+                <w:highlight w:val="green"/>
               </w:rPr>
               <w:t>)</w:t>
             </w:r>
@@ -2913,10 +2941,14 @@
           <w:p>
             <w:pPr>
               <w:cnfStyle w:val="000000100000" w:firstRow="0" w:lastRow="0" w:firstColumn="0" w:lastColumn="0" w:oddVBand="0" w:evenVBand="0" w:oddHBand="1" w:evenHBand="0" w:firstRowFirstColumn="0" w:firstRowLastColumn="0" w:lastRowFirstColumn="0" w:lastRowLastColumn="0"/>
-            </w:pPr>
-            <w:r>
-              <w:rPr>
-                <w:sz w:val="20"/>
+              <w:rPr>
+                <w:highlight w:val="green"/>
+              </w:rPr>
+            </w:pPr>
+            <w:r>
+              <w:rPr>
+                <w:sz w:val="20"/>
+                <w:highlight w:val="green"/>
               </w:rPr>
               <w:t>Resultados ODS 9 (253 análises, 117 lugares, 56,9% problemas, distribuição por dimensão, tabelas/figuras) — adaptar §6 do EATIS expandindo a análise por dimensão</w:t>
             </w:r>
@@ -2985,10 +3017,14 @@
           <w:p>
             <w:pPr>
               <w:cnfStyle w:val="000000010000" w:firstRow="0" w:lastRow="0" w:firstColumn="0" w:lastColumn="0" w:oddVBand="0" w:evenVBand="0" w:oddHBand="0" w:evenHBand="1" w:firstRowFirstColumn="0" w:firstRowLastColumn="0" w:lastRowFirstColumn="0" w:lastRowLastColumn="0"/>
-            </w:pPr>
-            <w:r>
-              <w:rPr>
-                <w:sz w:val="20"/>
+              <w:rPr>
+                <w:highlight w:val="green"/>
+              </w:rPr>
+            </w:pPr>
+            <w:r>
+              <w:rPr>
+                <w:sz w:val="20"/>
+                <w:highlight w:val="green"/>
               </w:rPr>
               <w:t>Resultados ODS 16 (116 análises, 12 estabelecimentos, 46,6%, dimensão Instituições Eficazes 37,1%) — adaptar §6 do EATIS</w:t>
             </w:r>
@@ -3057,10 +3093,14 @@
           <w:p>
             <w:pPr>
               <w:cnfStyle w:val="000000100000" w:firstRow="0" w:lastRow="0" w:firstColumn="0" w:lastColumn="0" w:oddVBand="0" w:evenVBand="0" w:oddHBand="1" w:evenHBand="0" w:firstRowFirstColumn="0" w:firstRowLastColumn="0" w:lastRowFirstColumn="0" w:lastRowLastColumn="0"/>
-            </w:pPr>
-            <w:r>
-              <w:rPr>
-                <w:sz w:val="20"/>
+              <w:rPr>
+                <w:highlight w:val="green"/>
+              </w:rPr>
+            </w:pPr>
+            <w:r>
+              <w:rPr>
+                <w:sz w:val="20"/>
+                <w:highlight w:val="green"/>
               </w:rPr>
               <w:t>Inserir gráficos do EATIS em alta resolução (Figura 1 — distribuição de sentimentos comparada; Figura 2 — problemas por dimensão ODS 16)</w:t>
             </w:r>
@@ -3457,18 +3497,21 @@
             <w:r>
               <w:rPr>
                 <w:sz w:val="20"/>
+                <w:highlight w:val="green"/>
               </w:rPr>
               <w:t>Diagnósticos automáticos gerados pela IA — exemplos representativos (1 por ODS</w:t>
             </w:r>
             <w:r>
               <w:rPr>
                 <w:sz w:val="20"/>
+                <w:highlight w:val="green"/>
               </w:rPr>
               <w:t>, apenas ODS 9 e 16</w:t>
             </w:r>
             <w:r>
               <w:rPr>
                 <w:sz w:val="20"/>
+                <w:highlight w:val="green"/>
               </w:rPr>
               <w:t>)</w:t>
             </w:r>
@@ -3662,10 +3705,14 @@
           <w:p>
             <w:pPr>
               <w:cnfStyle w:val="000000100000" w:firstRow="0" w:lastRow="0" w:firstColumn="0" w:lastColumn="0" w:oddVBand="0" w:evenVBand="0" w:oddHBand="1" w:evenHBand="0" w:firstRowFirstColumn="0" w:firstRowLastColumn="0" w:lastRowFirstColumn="0" w:lastRowLastColumn="0"/>
-            </w:pPr>
-            <w:r>
-              <w:rPr>
-                <w:sz w:val="20"/>
+              <w:rPr>
+                <w:highlight w:val="green"/>
+              </w:rPr>
+            </w:pPr>
+            <w:r>
+              <w:rPr>
+                <w:sz w:val="20"/>
+                <w:highlight w:val="green"/>
               </w:rPr>
               <w:t xml:space="preserve">Subseção em Materiais e Métodos: descrever o instrumento TAM (Davis, 1989) — PU, PFU, ICU, escala </w:t>
             </w:r>
@@ -3673,6 +3720,7 @@
             <w:r>
               <w:rPr>
                 <w:sz w:val="20"/>
+                <w:highlight w:val="green"/>
               </w:rPr>
               <w:t>Likert</w:t>
             </w:r>
@@ -3680,6 +3728,7 @@
             <w:r>
               <w:rPr>
                 <w:sz w:val="20"/>
+                <w:highlight w:val="green"/>
               </w:rPr>
               <w:t>, perguntas abertas, link do dashboard avaliado</w:t>
             </w:r>
@@ -3748,10 +3797,14 @@
           <w:p>
             <w:pPr>
               <w:cnfStyle w:val="000000010000" w:firstRow="0" w:lastRow="0" w:firstColumn="0" w:lastColumn="0" w:oddVBand="0" w:evenVBand="0" w:oddHBand="0" w:evenHBand="1" w:firstRowFirstColumn="0" w:firstRowLastColumn="0" w:lastRowFirstColumn="0" w:lastRowLastColumn="0"/>
-            </w:pPr>
-            <w:r>
-              <w:rPr>
-                <w:sz w:val="20"/>
+              <w:rPr>
+                <w:highlight w:val="green"/>
+              </w:rPr>
+            </w:pPr>
+            <w:r>
+              <w:rPr>
+                <w:sz w:val="20"/>
+                <w:highlight w:val="green"/>
               </w:rPr>
               <w:t>Capítulo/seção de Validação TAM</w:t>
             </w:r>
@@ -3820,10 +3873,14 @@
           <w:p>
             <w:pPr>
               <w:cnfStyle w:val="000000100000" w:firstRow="0" w:lastRow="0" w:firstColumn="0" w:lastColumn="0" w:oddVBand="0" w:evenVBand="0" w:oddHBand="1" w:evenHBand="0" w:firstRowFirstColumn="0" w:firstRowLastColumn="0" w:lastRowFirstColumn="0" w:lastRowLastColumn="0"/>
-            </w:pPr>
-            <w:r>
-              <w:rPr>
-                <w:sz w:val="20"/>
+              <w:rPr>
+                <w:highlight w:val="green"/>
+              </w:rPr>
+            </w:pPr>
+            <w:r>
+              <w:rPr>
+                <w:sz w:val="20"/>
+                <w:highlight w:val="green"/>
               </w:rPr>
               <w:t>Tabular respostas (PU1, PU2, PU3, PFU1, PFU2, PFU3, ICU1, ICU2 + escalas 1-5 + ranqueamento) e calcular médias por construto</w:t>
             </w:r>
@@ -3892,16 +3949,21 @@
           <w:p>
             <w:pPr>
               <w:cnfStyle w:val="000000010000" w:firstRow="0" w:lastRow="0" w:firstColumn="0" w:lastColumn="0" w:oddVBand="0" w:evenVBand="0" w:oddHBand="0" w:evenHBand="1" w:firstRowFirstColumn="0" w:firstRowLastColumn="0" w:lastRowFirstColumn="0" w:lastRowLastColumn="0"/>
-            </w:pPr>
-            <w:r>
-              <w:rPr>
-                <w:sz w:val="20"/>
+              <w:rPr>
+                <w:highlight w:val="green"/>
+              </w:rPr>
+            </w:pPr>
+            <w:r>
+              <w:rPr>
+                <w:sz w:val="20"/>
+                <w:highlight w:val="green"/>
               </w:rPr>
               <w:t>Análise qualitativa das respostas abertas (sugestão de filtros tipo Excel, excelente iniciativa, nenhum problema encontrado) + ameaças à validade do TAM com n=</w:t>
             </w:r>
             <w:r>
               <w:rPr>
                 <w:sz w:val="20"/>
+                <w:highlight w:val="green"/>
               </w:rPr>
               <w:t>5</w:t>
             </w:r>

--- a/Cronograma_Defesa_Dissertacao.docx
+++ b/Cronograma_Defesa_Dissertacao.docx
@@ -4157,10 +4157,14 @@
           <w:p>
             <w:pPr>
               <w:cnfStyle w:val="000000100000" w:firstRow="0" w:lastRow="0" w:firstColumn="0" w:lastColumn="0" w:oddVBand="0" w:evenVBand="0" w:oddHBand="1" w:evenHBand="0" w:firstRowFirstColumn="0" w:firstRowLastColumn="0" w:lastRowFirstColumn="0" w:lastRowLastColumn="0"/>
-            </w:pPr>
-            <w:r>
-              <w:rPr>
-                <w:sz w:val="20"/>
+              <w:rPr>
+                <w:highlight w:val="green"/>
+              </w:rPr>
+            </w:pPr>
+            <w:r>
+              <w:rPr>
+                <w:sz w:val="20"/>
+                <w:highlight w:val="green"/>
               </w:rPr>
               <w:t>Discussão dos resultados quantitativos: por que ODS 9 tem mais neutros (normalização de problemas crônicos) — usar §7 do EATIS</w:t>
             </w:r>
@@ -4229,10 +4233,14 @@
           <w:p>
             <w:pPr>
               <w:cnfStyle w:val="000000010000" w:firstRow="0" w:lastRow="0" w:firstColumn="0" w:lastColumn="0" w:oddVBand="0" w:evenVBand="0" w:oddHBand="0" w:evenHBand="1" w:firstRowFirstColumn="0" w:firstRowLastColumn="0" w:lastRowFirstColumn="0" w:lastRowLastColumn="0"/>
-            </w:pPr>
-            <w:r>
-              <w:rPr>
-                <w:sz w:val="20"/>
+              <w:rPr>
+                <w:highlight w:val="green"/>
+              </w:rPr>
+            </w:pPr>
+            <w:r>
+              <w:rPr>
+                <w:sz w:val="20"/>
+                <w:highlight w:val="green"/>
               </w:rPr>
               <w:t>Discussão da generalização: o que mudou em outras cidades; estabilidade dos padrões</w:t>
             </w:r>
@@ -4301,10 +4309,14 @@
           <w:p>
             <w:pPr>
               <w:cnfStyle w:val="000000100000" w:firstRow="0" w:lastRow="0" w:firstColumn="0" w:lastColumn="0" w:oddVBand="0" w:evenVBand="0" w:oddHBand="1" w:evenHBand="0" w:firstRowFirstColumn="0" w:firstRowLastColumn="0" w:lastRowFirstColumn="0" w:lastRowLastColumn="0"/>
-            </w:pPr>
-            <w:r>
-              <w:rPr>
-                <w:sz w:val="20"/>
+              <w:rPr>
+                <w:highlight w:val="green"/>
+              </w:rPr>
+            </w:pPr>
+            <w:r>
+              <w:rPr>
+                <w:sz w:val="20"/>
+                <w:highlight w:val="green"/>
               </w:rPr>
               <w:t>Discussão da aceitação tecnológica (TAM): triangulação com o resultado quantitativo dos dashboards</w:t>
             </w:r>
@@ -4373,10 +4385,14 @@
           <w:p>
             <w:pPr>
               <w:cnfStyle w:val="000000010000" w:firstRow="0" w:lastRow="0" w:firstColumn="0" w:lastColumn="0" w:oddVBand="0" w:evenVBand="0" w:oddHBand="0" w:evenHBand="1" w:firstRowFirstColumn="0" w:firstRowLastColumn="0" w:lastRowFirstColumn="0" w:lastRowLastColumn="0"/>
-            </w:pPr>
-            <w:r>
-              <w:rPr>
-                <w:sz w:val="20"/>
+              <w:rPr>
+                <w:highlight w:val="green"/>
+              </w:rPr>
+            </w:pPr>
+            <w:r>
+              <w:rPr>
+                <w:sz w:val="20"/>
+                <w:highlight w:val="green"/>
               </w:rPr>
               <w:t>Limitações: viés de seleção/digital, cobertura desigual, temporalidade, viés de termos de busca, n pequeno do TAM (§7 do EATIS já traz)</w:t>
             </w:r>
@@ -4445,10 +4461,14 @@
           <w:p>
             <w:pPr>
               <w:cnfStyle w:val="000000100000" w:firstRow="0" w:lastRow="0" w:firstColumn="0" w:lastColumn="0" w:oddVBand="0" w:evenVBand="0" w:oddHBand="1" w:evenHBand="0" w:firstRowFirstColumn="0" w:firstRowLastColumn="0" w:lastRowFirstColumn="0" w:lastRowLastColumn="0"/>
-            </w:pPr>
-            <w:r>
-              <w:rPr>
-                <w:sz w:val="20"/>
+              <w:rPr>
+                <w:highlight w:val="green"/>
+              </w:rPr>
+            </w:pPr>
+            <w:r>
+              <w:rPr>
+                <w:sz w:val="20"/>
+                <w:highlight w:val="green"/>
               </w:rPr>
               <w:t>Implicações para Smart Cities e gestão pública municipal</w:t>
             </w:r>
@@ -5092,16 +5112,14 @@
               <w:rPr>
                 <w:sz w:val="20"/>
               </w:rPr>
-              <w:t>), arquivos de configuração JSON exemplares, link do repositório/</w:t>
-            </w:r>
-            <w:proofErr w:type="spellStart"/>
-            <w:r>
-              <w:rPr>
-                <w:sz w:val="20"/>
-              </w:rPr>
-              <w:t>Zenodo</w:t>
-            </w:r>
-            <w:proofErr w:type="spellEnd"/>
+              <w:t>), arquivos de configuração JSON exemplares</w:t>
+            </w:r>
+            <w:r>
+              <w:rPr>
+                <w:sz w:val="20"/>
+              </w:rPr>
+              <w:t>.</w:t>
+            </w:r>
           </w:p>
         </w:tc>
         <w:tc>
@@ -5523,6 +5541,7 @@
           <w:rFonts w:ascii="Calibri" w:hAnsi="Calibri"/>
           <w:color w:val="1F3A68"/>
         </w:rPr>
+        <w:lastRenderedPageBreak/>
         <w:t>4. Marcos principais (resumo)</w:t>
       </w:r>
     </w:p>

--- a/Cronograma_Defesa_Dissertacao.docx
+++ b/Cronograma_Defesa_Dissertacao.docx
@@ -296,15 +296,7 @@
       </w:r>
       <w:proofErr w:type="spellEnd"/>
       <w:r>
-        <w:t xml:space="preserve"> falta \</w:t>
-      </w:r>
-      <w:proofErr w:type="gramStart"/>
-      <w:r>
-        <w:t>input{</w:t>
-      </w:r>
-      <w:proofErr w:type="gramEnd"/>
-      <w:r>
-        <w:t>} para os capítulos 8-resultados, 9-discussao e 10-conclusao (os arquivos existem em 2-textuais/ mas não estão sendo compilados).</w:t>
+        <w:t xml:space="preserve"> falta \input{} para os capítulos 8-resultados, 9-discussao e 10-conclusao (os arquivos existem em 2-textuais/ mas não estão sendo compilados).</w:t>
       </w:r>
     </w:p>
     <w:p>
@@ -459,16 +451,8 @@
               <w:rPr>
                 <w:sz w:val="20"/>
               </w:rPr>
-              <w:t>01–07/</w:t>
-            </w:r>
-            <w:proofErr w:type="gramStart"/>
-            <w:r>
-              <w:rPr>
-                <w:sz w:val="20"/>
-              </w:rPr>
-              <w:t>Maio</w:t>
-            </w:r>
-            <w:proofErr w:type="gramEnd"/>
+              <w:t>01–07/Maio</w:t>
+            </w:r>
           </w:p>
         </w:tc>
         <w:tc>
@@ -487,7 +471,6 @@
               <w:t>Realinhamento textual dos capítulos antigos (</w:t>
             </w:r>
             <w:proofErr w:type="spellStart"/>
-            <w:proofErr w:type="gramStart"/>
             <w:r>
               <w:rPr>
                 <w:sz w:val="20"/>
@@ -513,14 +496,7 @@
               <w:rPr>
                 <w:sz w:val="20"/>
               </w:rPr>
-              <w:t>./</w:t>
-            </w:r>
-            <w:proofErr w:type="gramEnd"/>
-            <w:r>
-              <w:rPr>
-                <w:sz w:val="20"/>
-              </w:rPr>
-              <w:t>Hipótese/Objetivos)</w:t>
+              <w:t>./Hipótese/Objetivos)</w:t>
             </w:r>
           </w:p>
         </w:tc>
@@ -558,16 +534,8 @@
               <w:rPr>
                 <w:sz w:val="20"/>
               </w:rPr>
-              <w:t>08–14/</w:t>
-            </w:r>
-            <w:proofErr w:type="gramStart"/>
-            <w:r>
-              <w:rPr>
-                <w:sz w:val="20"/>
-              </w:rPr>
-              <w:t>Maio</w:t>
-            </w:r>
-            <w:proofErr w:type="gramEnd"/>
+              <w:t>08–14/Maio</w:t>
+            </w:r>
           </w:p>
         </w:tc>
         <w:tc>
@@ -621,16 +589,8 @@
               <w:rPr>
                 <w:sz w:val="20"/>
               </w:rPr>
-              <w:t>15–21/</w:t>
-            </w:r>
-            <w:proofErr w:type="gramStart"/>
-            <w:r>
-              <w:rPr>
-                <w:sz w:val="20"/>
-              </w:rPr>
-              <w:t>Maio</w:t>
-            </w:r>
-            <w:proofErr w:type="gramEnd"/>
+              <w:t>15–21/Maio</w:t>
+            </w:r>
           </w:p>
         </w:tc>
         <w:tc>
@@ -684,16 +644,8 @@
               <w:rPr>
                 <w:sz w:val="20"/>
               </w:rPr>
-              <w:t>22–28/</w:t>
-            </w:r>
-            <w:proofErr w:type="gramStart"/>
-            <w:r>
-              <w:rPr>
-                <w:sz w:val="20"/>
-              </w:rPr>
-              <w:t>Maio</w:t>
-            </w:r>
-            <w:proofErr w:type="gramEnd"/>
+              <w:t>22–28/Maio</w:t>
+            </w:r>
           </w:p>
         </w:tc>
         <w:tc>
@@ -747,16 +699,8 @@
               <w:rPr>
                 <w:sz w:val="20"/>
               </w:rPr>
-              <w:t>29/Mai–04/</w:t>
-            </w:r>
-            <w:proofErr w:type="gramStart"/>
-            <w:r>
-              <w:rPr>
-                <w:sz w:val="20"/>
-              </w:rPr>
-              <w:t>Junho</w:t>
-            </w:r>
-            <w:proofErr w:type="gramEnd"/>
+              <w:t>29/Mai–04/Junho</w:t>
+            </w:r>
           </w:p>
         </w:tc>
         <w:tc>
@@ -810,16 +754,8 @@
               <w:rPr>
                 <w:sz w:val="20"/>
               </w:rPr>
-              <w:t>05–11/</w:t>
-            </w:r>
-            <w:proofErr w:type="gramStart"/>
-            <w:r>
-              <w:rPr>
-                <w:sz w:val="20"/>
-              </w:rPr>
-              <w:t>Junho</w:t>
-            </w:r>
-            <w:proofErr w:type="gramEnd"/>
+              <w:t>05–11/Junho</w:t>
+            </w:r>
           </w:p>
         </w:tc>
         <w:tc>
@@ -873,16 +809,8 @@
               <w:rPr>
                 <w:sz w:val="20"/>
               </w:rPr>
-              <w:t>12–18/</w:t>
-            </w:r>
-            <w:proofErr w:type="gramStart"/>
-            <w:r>
-              <w:rPr>
-                <w:sz w:val="20"/>
-              </w:rPr>
-              <w:t>Junho</w:t>
-            </w:r>
-            <w:proofErr w:type="gramEnd"/>
+              <w:t>12–18/Junho</w:t>
+            </w:r>
           </w:p>
         </w:tc>
         <w:tc>
@@ -936,16 +864,8 @@
               <w:rPr>
                 <w:sz w:val="20"/>
               </w:rPr>
-              <w:t>19–25/</w:t>
-            </w:r>
-            <w:proofErr w:type="gramStart"/>
-            <w:r>
-              <w:rPr>
-                <w:sz w:val="20"/>
-              </w:rPr>
-              <w:t>Junho</w:t>
-            </w:r>
-            <w:proofErr w:type="gramEnd"/>
+              <w:t>19–25/Junho</w:t>
+            </w:r>
           </w:p>
         </w:tc>
         <w:tc>
@@ -999,30 +919,8 @@
               <w:rPr>
                 <w:sz w:val="20"/>
               </w:rPr>
-              <w:t>26/</w:t>
-            </w:r>
-            <w:proofErr w:type="gramStart"/>
-            <w:r>
-              <w:rPr>
-                <w:sz w:val="20"/>
-              </w:rPr>
-              <w:t>Junho</w:t>
-            </w:r>
-            <w:proofErr w:type="gramEnd"/>
-            <w:r>
-              <w:rPr>
-                <w:sz w:val="20"/>
-              </w:rPr>
-              <w:t>–02/</w:t>
-            </w:r>
-            <w:proofErr w:type="gramStart"/>
-            <w:r>
-              <w:rPr>
-                <w:sz w:val="20"/>
-              </w:rPr>
-              <w:t>Julho</w:t>
-            </w:r>
-            <w:proofErr w:type="gramEnd"/>
+              <w:t>26/Junho–02/Julho</w:t>
+            </w:r>
           </w:p>
         </w:tc>
         <w:tc>
@@ -1076,16 +974,8 @@
               <w:rPr>
                 <w:sz w:val="20"/>
               </w:rPr>
-              <w:t>03–09/</w:t>
-            </w:r>
-            <w:proofErr w:type="gramStart"/>
-            <w:r>
-              <w:rPr>
-                <w:sz w:val="20"/>
-              </w:rPr>
-              <w:t>Julho</w:t>
-            </w:r>
-            <w:proofErr w:type="gramEnd"/>
+              <w:t>03–09/Julho</w:t>
+            </w:r>
           </w:p>
         </w:tc>
         <w:tc>
@@ -1139,16 +1029,8 @@
               <w:rPr>
                 <w:sz w:val="20"/>
               </w:rPr>
-              <w:t>10–25/</w:t>
-            </w:r>
-            <w:proofErr w:type="gramStart"/>
-            <w:r>
-              <w:rPr>
-                <w:sz w:val="20"/>
-              </w:rPr>
-              <w:t>Julho</w:t>
-            </w:r>
-            <w:proofErr w:type="gramEnd"/>
+              <w:t>10–25/Julho</w:t>
+            </w:r>
           </w:p>
         </w:tc>
         <w:tc>
@@ -1180,23 +1062,7 @@
           <w:rFonts w:ascii="Calibri" w:hAnsi="Calibri"/>
           <w:color w:val="1F3A68"/>
         </w:rPr>
-        <w:t>Semana 1 (01–07/</w:t>
-      </w:r>
-      <w:proofErr w:type="gramStart"/>
-      <w:r>
-        <w:rPr>
-          <w:rFonts w:ascii="Calibri" w:hAnsi="Calibri"/>
-          <w:color w:val="1F3A68"/>
-        </w:rPr>
-        <w:t>Maio</w:t>
-      </w:r>
-      <w:proofErr w:type="gramEnd"/>
-      <w:r>
-        <w:rPr>
-          <w:rFonts w:ascii="Calibri" w:hAnsi="Calibri"/>
-          <w:color w:val="1F3A68"/>
-        </w:rPr>
-        <w:t>) — Realinhamento textual dos capítulos antigos</w:t>
+        <w:t>Semana 1 (01–07/Maio) — Realinhamento textual dos capítulos antigos</w:t>
       </w:r>
     </w:p>
     <w:tbl>
@@ -1682,23 +1548,7 @@
                 <w:sz w:val="20"/>
                 <w:highlight w:val="green"/>
               </w:rPr>
-              <w:t xml:space="preserve"> incluindo novos \</w:t>
-            </w:r>
-            <w:proofErr w:type="gramStart"/>
-            <w:r>
-              <w:rPr>
-                <w:sz w:val="20"/>
-                <w:highlight w:val="green"/>
-              </w:rPr>
-              <w:t>input{</w:t>
-            </w:r>
-            <w:proofErr w:type="gramEnd"/>
-            <w:r>
-              <w:rPr>
-                <w:sz w:val="20"/>
-                <w:highlight w:val="green"/>
-              </w:rPr>
-              <w:t>} (cap. 6, 8, 9, 10) e remover o cap. 6-cronograma resíduo da qualificação</w:t>
+              <w:t xml:space="preserve"> incluindo novos \input{} (cap. 6, 8, 9, 10) e remover o cap. 6-cronograma resíduo da qualificação</w:t>
             </w:r>
           </w:p>
         </w:tc>
@@ -1750,23 +1600,7 @@
           <w:rFonts w:ascii="Calibri" w:hAnsi="Calibri"/>
           <w:color w:val="1F3A68"/>
         </w:rPr>
-        <w:t>Semana 2 (08–14/</w:t>
-      </w:r>
-      <w:proofErr w:type="gramStart"/>
-      <w:r>
-        <w:rPr>
-          <w:rFonts w:ascii="Calibri" w:hAnsi="Calibri"/>
-          <w:color w:val="1F3A68"/>
-        </w:rPr>
-        <w:t>Maio</w:t>
-      </w:r>
-      <w:proofErr w:type="gramEnd"/>
-      <w:r>
-        <w:rPr>
-          <w:rFonts w:ascii="Calibri" w:hAnsi="Calibri"/>
-          <w:color w:val="1F3A68"/>
-        </w:rPr>
-        <w:t>) — Fundamentação Teórica + Trabalhos Relacionados</w:t>
+        <w:t>Semana 2 (08–14/Maio) — Fundamentação Teórica + Trabalhos Relacionados</w:t>
       </w:r>
     </w:p>
     <w:tbl>
@@ -2190,23 +2024,7 @@
           <w:rFonts w:ascii="Calibri" w:hAnsi="Calibri"/>
           <w:color w:val="1F3A68"/>
         </w:rPr>
-        <w:t>Semana 3 (15–21/</w:t>
-      </w:r>
-      <w:proofErr w:type="gramStart"/>
-      <w:r>
-        <w:rPr>
-          <w:rFonts w:ascii="Calibri" w:hAnsi="Calibri"/>
-          <w:color w:val="1F3A68"/>
-        </w:rPr>
-        <w:t>Maio</w:t>
-      </w:r>
-      <w:proofErr w:type="gramEnd"/>
-      <w:r>
-        <w:rPr>
-          <w:rFonts w:ascii="Calibri" w:hAnsi="Calibri"/>
-          <w:color w:val="1F3A68"/>
-        </w:rPr>
-        <w:t>) — Atualização da Implementação (Cap. 7)</w:t>
+        <w:t>Semana 3 (15–21/Maio) — Atualização da Implementação (Cap. 7)</w:t>
       </w:r>
     </w:p>
     <w:tbl>
@@ -2341,33 +2159,8 @@
                 <w:sz w:val="20"/>
                 <w:highlight w:val="green"/>
               </w:rPr>
-              <w:t>Adicionar seção 7.7 Generalização para múltiplos ODS (ODS 3, ODS 4) com configurações ods3_</w:t>
-            </w:r>
-            <w:proofErr w:type="gramStart"/>
-            <w:r>
-              <w:rPr>
-                <w:sz w:val="20"/>
-                <w:highlight w:val="green"/>
-              </w:rPr>
-              <w:t>config.json</w:t>
-            </w:r>
-            <w:proofErr w:type="gramEnd"/>
-            <w:r>
-              <w:rPr>
-                <w:sz w:val="20"/>
-                <w:highlight w:val="green"/>
-              </w:rPr>
-              <w:t xml:space="preserve"> e ods4_</w:t>
-            </w:r>
-            <w:proofErr w:type="gramStart"/>
-            <w:r>
-              <w:rPr>
-                <w:sz w:val="20"/>
-                <w:highlight w:val="green"/>
-              </w:rPr>
-              <w:t>config.json</w:t>
-            </w:r>
-            <w:proofErr w:type="gramEnd"/>
+              <w:t>Adicionar seção 7.7 Generalização para múltiplos ODS (ODS 3, ODS 4) com configurações ods3_config.json e ods4_config.json</w:t>
+            </w:r>
           </w:p>
         </w:tc>
         <w:tc>
@@ -2442,42 +2235,17 @@
                 <w:sz w:val="20"/>
                 <w:highlight w:val="green"/>
               </w:rPr>
-              <w:t>Adicionar seção 7.8 Generalização geográfica (Natal, Fortaleza, João Pessoa, Salvador) — mostrar arquivos *_</w:t>
-            </w:r>
-            <w:proofErr w:type="gramStart"/>
+              <w:t>Adicionar seção 7.8 Generalização geográfica (Natal, Fortaleza, João Pessoa, Salvador) — mostrar arquivos *_analise_*.</w:t>
+            </w:r>
+            <w:proofErr w:type="spellStart"/>
             <w:r>
               <w:rPr>
                 <w:sz w:val="20"/>
                 <w:highlight w:val="green"/>
               </w:rPr>
-              <w:t>analise</w:t>
-            </w:r>
-            <w:proofErr w:type="gramEnd"/>
-            <w:r>
-              <w:rPr>
-                <w:sz w:val="20"/>
-                <w:highlight w:val="green"/>
-              </w:rPr>
-              <w:t>_</w:t>
-            </w:r>
-            <w:proofErr w:type="gramStart"/>
-            <w:r>
-              <w:rPr>
-                <w:sz w:val="20"/>
-                <w:highlight w:val="green"/>
-              </w:rPr>
-              <w:t>*.</w:t>
-            </w:r>
-            <w:proofErr w:type="spellStart"/>
-            <w:r>
-              <w:rPr>
-                <w:sz w:val="20"/>
-                <w:highlight w:val="green"/>
-              </w:rPr>
               <w:t>json</w:t>
             </w:r>
             <w:proofErr w:type="spellEnd"/>
-            <w:proofErr w:type="gramEnd"/>
             <w:r>
               <w:rPr>
                 <w:sz w:val="20"/>
@@ -2741,13 +2509,13 @@
             <w:pPr>
               <w:cnfStyle w:val="000000100000" w:firstRow="0" w:lastRow="0" w:firstColumn="0" w:lastColumn="0" w:oddVBand="0" w:evenVBand="0" w:oddHBand="1" w:evenHBand="0" w:firstRowFirstColumn="0" w:firstRowLastColumn="0" w:lastRowFirstColumn="0" w:lastRowLastColumn="0"/>
               <w:rPr>
-                <w:highlight w:val="red"/>
-              </w:rPr>
-            </w:pPr>
-            <w:r>
-              <w:rPr>
-                <w:sz w:val="20"/>
-                <w:highlight w:val="red"/>
+                <w:highlight w:val="green"/>
+              </w:rPr>
+            </w:pPr>
+            <w:r>
+              <w:rPr>
+                <w:sz w:val="20"/>
+                <w:highlight w:val="green"/>
               </w:rPr>
               <w:t>Atualizar diagrama de arquitetura geral (Figura 1 do Cap. 7) para incluir formulário HTML + dashboard web</w:t>
             </w:r>
@@ -2799,23 +2567,7 @@
           <w:rFonts w:ascii="Calibri" w:hAnsi="Calibri"/>
           <w:color w:val="1F3A68"/>
         </w:rPr>
-        <w:t>Semana 4 (22–28/</w:t>
-      </w:r>
-      <w:proofErr w:type="gramStart"/>
-      <w:r>
-        <w:rPr>
-          <w:rFonts w:ascii="Calibri" w:hAnsi="Calibri"/>
-          <w:color w:val="1F3A68"/>
-        </w:rPr>
-        <w:t>Maio</w:t>
-      </w:r>
-      <w:proofErr w:type="gramEnd"/>
-      <w:r>
-        <w:rPr>
-          <w:rFonts w:ascii="Calibri" w:hAnsi="Calibri"/>
-          <w:color w:val="1F3A68"/>
-        </w:rPr>
-        <w:t>) — Resultados (parte 1) – ODS 9 e ODS 16</w:t>
+        <w:t>Semana 4 (22–28/Maio) — Resultados (parte 1) – ODS 9 e ODS 16</w:t>
       </w:r>
     </w:p>
     <w:tbl>
@@ -3153,23 +2905,7 @@
           <w:color w:val="1F3A68"/>
         </w:rPr>
         <w:lastRenderedPageBreak/>
-        <w:t>Semana 5 (29/Mai–04/</w:t>
-      </w:r>
-      <w:proofErr w:type="gramStart"/>
-      <w:r>
-        <w:rPr>
-          <w:rFonts w:ascii="Calibri" w:hAnsi="Calibri"/>
-          <w:color w:val="1F3A68"/>
-        </w:rPr>
-        <w:t>Junho</w:t>
-      </w:r>
-      <w:proofErr w:type="gramEnd"/>
-      <w:r>
-        <w:rPr>
-          <w:rFonts w:ascii="Calibri" w:hAnsi="Calibri"/>
-          <w:color w:val="1F3A68"/>
-        </w:rPr>
-        <w:t>) — Resultados (parte 2) – ODS 3, ODS 4 e generalização</w:t>
+        <w:t>Semana 5 (29/Mai–04/Junho) — Resultados (parte 2) – ODS 3, ODS 4 e generalização</w:t>
       </w:r>
     </w:p>
     <w:tbl>
@@ -3563,23 +3299,7 @@
           <w:rFonts w:ascii="Calibri" w:hAnsi="Calibri"/>
           <w:color w:val="1F3A68"/>
         </w:rPr>
-        <w:t>Semana 6 (05–11/</w:t>
-      </w:r>
-      <w:proofErr w:type="gramStart"/>
-      <w:r>
-        <w:rPr>
-          <w:rFonts w:ascii="Calibri" w:hAnsi="Calibri"/>
-          <w:color w:val="1F3A68"/>
-        </w:rPr>
-        <w:t>Junho</w:t>
-      </w:r>
-      <w:proofErr w:type="gramEnd"/>
-      <w:r>
-        <w:rPr>
-          <w:rFonts w:ascii="Calibri" w:hAnsi="Calibri"/>
-          <w:color w:val="1F3A68"/>
-        </w:rPr>
-        <w:t>) — Validação TAM (capítulo dedicado)</w:t>
+        <w:t>Semana 6 (05–11/Junho) — Validação TAM (capítulo dedicado)</w:t>
       </w:r>
     </w:p>
     <w:tbl>
@@ -4015,23 +3735,7 @@
           <w:rFonts w:ascii="Calibri" w:hAnsi="Calibri"/>
           <w:color w:val="1F3A68"/>
         </w:rPr>
-        <w:t>Semana 7 (12–18/</w:t>
-      </w:r>
-      <w:proofErr w:type="gramStart"/>
-      <w:r>
-        <w:rPr>
-          <w:rFonts w:ascii="Calibri" w:hAnsi="Calibri"/>
-          <w:color w:val="1F3A68"/>
-        </w:rPr>
-        <w:t>Junho</w:t>
-      </w:r>
-      <w:proofErr w:type="gramEnd"/>
-      <w:r>
-        <w:rPr>
-          <w:rFonts w:ascii="Calibri" w:hAnsi="Calibri"/>
-          <w:color w:val="1F3A68"/>
-        </w:rPr>
-        <w:t>) — Discussão</w:t>
+        <w:t>Semana 7 (12–18/Junho) — Discussão</w:t>
       </w:r>
     </w:p>
     <w:tbl>
@@ -4520,23 +4224,7 @@
           <w:rFonts w:ascii="Calibri" w:hAnsi="Calibri"/>
           <w:color w:val="1F3A68"/>
         </w:rPr>
-        <w:t>Semana 8 (19–25/</w:t>
-      </w:r>
-      <w:proofErr w:type="gramStart"/>
-      <w:r>
-        <w:rPr>
-          <w:rFonts w:ascii="Calibri" w:hAnsi="Calibri"/>
-          <w:color w:val="1F3A68"/>
-        </w:rPr>
-        <w:t>Junho</w:t>
-      </w:r>
-      <w:proofErr w:type="gramEnd"/>
-      <w:r>
-        <w:rPr>
-          <w:rFonts w:ascii="Calibri" w:hAnsi="Calibri"/>
-          <w:color w:val="1F3A68"/>
-        </w:rPr>
-        <w:t>) — Conclusão e ajustes finos</w:t>
+        <w:t>Semana 8 (19–25/Junho) — Conclusão e ajustes finos</w:t>
       </w:r>
     </w:p>
     <w:tbl>
@@ -4586,10 +4274,14 @@
             <w:pPr>
               <w:jc w:val="center"/>
               <w:cnfStyle w:val="100000000000" w:firstRow="1" w:lastRow="0" w:firstColumn="0" w:lastColumn="0" w:oddVBand="0" w:evenVBand="0" w:oddHBand="0" w:evenHBand="0" w:firstRowFirstColumn="0" w:firstRowLastColumn="0" w:lastRowFirstColumn="0" w:lastRowLastColumn="0"/>
+              <w:rPr>
+                <w:highlight w:val="green"/>
+              </w:rPr>
             </w:pPr>
             <w:r>
               <w:rPr>
                 <w:color w:val="FFFFFF"/>
+                <w:highlight w:val="green"/>
               </w:rPr>
               <w:t>Tarefa</w:t>
             </w:r>
@@ -4662,10 +4354,14 @@
           <w:p>
             <w:pPr>
               <w:cnfStyle w:val="000000100000" w:firstRow="0" w:lastRow="0" w:firstColumn="0" w:lastColumn="0" w:oddVBand="0" w:evenVBand="0" w:oddHBand="1" w:evenHBand="0" w:firstRowFirstColumn="0" w:firstRowLastColumn="0" w:lastRowFirstColumn="0" w:lastRowLastColumn="0"/>
-            </w:pPr>
-            <w:r>
-              <w:rPr>
-                <w:sz w:val="20"/>
+              <w:rPr>
+                <w:highlight w:val="green"/>
+              </w:rPr>
+            </w:pPr>
+            <w:r>
+              <w:rPr>
+                <w:sz w:val="20"/>
+                <w:highlight w:val="green"/>
               </w:rPr>
               <w:t>Conclusão: retomada da hipótese, contribuições, resposta à QGP e às QC/QT/QP da Design Science</w:t>
             </w:r>
@@ -4734,10 +4430,14 @@
           <w:p>
             <w:pPr>
               <w:cnfStyle w:val="000000010000" w:firstRow="0" w:lastRow="0" w:firstColumn="0" w:lastColumn="0" w:oddVBand="0" w:evenVBand="0" w:oddHBand="0" w:evenHBand="1" w:firstRowFirstColumn="0" w:firstRowLastColumn="0" w:lastRowFirstColumn="0" w:lastRowLastColumn="0"/>
-            </w:pPr>
-            <w:r>
-              <w:rPr>
-                <w:sz w:val="20"/>
+              <w:rPr>
+                <w:highlight w:val="green"/>
+              </w:rPr>
+            </w:pPr>
+            <w:r>
+              <w:rPr>
+                <w:sz w:val="20"/>
+                <w:highlight w:val="green"/>
               </w:rPr>
               <w:t>Trabalhos futuros (4 eixos do EATIS: temático, geográfico, longitudinal, melhorias metodológicas, integração com outros dados, plataforma web para gestores)</w:t>
             </w:r>
@@ -4807,10 +4507,14 @@
           <w:p>
             <w:pPr>
               <w:cnfStyle w:val="000000100000" w:firstRow="0" w:lastRow="0" w:firstColumn="0" w:lastColumn="0" w:oddVBand="0" w:evenVBand="0" w:oddHBand="1" w:evenHBand="0" w:firstRowFirstColumn="0" w:firstRowLastColumn="0" w:lastRowFirstColumn="0" w:lastRowLastColumn="0"/>
-            </w:pPr>
-            <w:r>
-              <w:rPr>
-                <w:sz w:val="20"/>
+              <w:rPr>
+                <w:highlight w:val="green"/>
+              </w:rPr>
+            </w:pPr>
+            <w:r>
+              <w:rPr>
+                <w:sz w:val="20"/>
+                <w:highlight w:val="green"/>
               </w:rPr>
               <w:t xml:space="preserve">Atualizar </w:t>
             </w:r>
@@ -4818,6 +4522,7 @@
             <w:r>
               <w:rPr>
                 <w:sz w:val="20"/>
+                <w:highlight w:val="green"/>
               </w:rPr>
               <w:t>referencias.bib</w:t>
             </w:r>
@@ -4825,6 +4530,7 @@
             <w:r>
               <w:rPr>
                 <w:sz w:val="20"/>
+                <w:highlight w:val="green"/>
               </w:rPr>
               <w:t xml:space="preserve"> com toda a bibliografia do EATIS (</w:t>
             </w:r>
@@ -4832,6 +4538,7 @@
             <w:r>
               <w:rPr>
                 <w:sz w:val="20"/>
+                <w:highlight w:val="green"/>
               </w:rPr>
               <w:t>Abidoye</w:t>
             </w:r>
@@ -4839,6 +4546,7 @@
             <w:r>
               <w:rPr>
                 <w:sz w:val="20"/>
+                <w:highlight w:val="green"/>
               </w:rPr>
               <w:t xml:space="preserve">, </w:t>
             </w:r>
@@ -4846,6 +4554,7 @@
             <w:r>
               <w:rPr>
                 <w:sz w:val="20"/>
+                <w:highlight w:val="green"/>
               </w:rPr>
               <w:t>Brodny</w:t>
             </w:r>
@@ -4853,6 +4562,7 @@
             <w:r>
               <w:rPr>
                 <w:sz w:val="20"/>
+                <w:highlight w:val="green"/>
               </w:rPr>
               <w:t xml:space="preserve">, Devlin, Fu, Hu, </w:t>
             </w:r>
@@ -4860,6 +4570,7 @@
             <w:r>
               <w:rPr>
                 <w:sz w:val="20"/>
+                <w:highlight w:val="green"/>
               </w:rPr>
               <w:t>Jaiswal</w:t>
             </w:r>
@@ -4867,6 +4578,7 @@
             <w:r>
               <w:rPr>
                 <w:sz w:val="20"/>
+                <w:highlight w:val="green"/>
               </w:rPr>
               <w:t xml:space="preserve">, </w:t>
             </w:r>
@@ -4874,6 +4586,7 @@
             <w:r>
               <w:rPr>
                 <w:sz w:val="20"/>
+                <w:highlight w:val="green"/>
               </w:rPr>
               <w:t>Larosa</w:t>
             </w:r>
@@ -4881,6 +4594,7 @@
             <w:r>
               <w:rPr>
                 <w:sz w:val="20"/>
+                <w:highlight w:val="green"/>
               </w:rPr>
               <w:t xml:space="preserve">, Liu, Massey, </w:t>
             </w:r>
@@ -4888,6 +4602,7 @@
             <w:r>
               <w:rPr>
                 <w:sz w:val="20"/>
+                <w:highlight w:val="green"/>
               </w:rPr>
               <w:t>Parvathy</w:t>
             </w:r>
@@ -4895,6 +4610,7 @@
             <w:r>
               <w:rPr>
                 <w:sz w:val="20"/>
+                <w:highlight w:val="green"/>
               </w:rPr>
               <w:t xml:space="preserve">, </w:t>
             </w:r>
@@ -4902,6 +4618,7 @@
             <w:r>
               <w:rPr>
                 <w:sz w:val="20"/>
+                <w:highlight w:val="green"/>
               </w:rPr>
               <w:t>Schimanski</w:t>
             </w:r>
@@ -4909,6 +4626,7 @@
             <w:r>
               <w:rPr>
                 <w:sz w:val="20"/>
+                <w:highlight w:val="green"/>
               </w:rPr>
               <w:t xml:space="preserve">, </w:t>
             </w:r>
@@ -4916,6 +4634,7 @@
             <w:r>
               <w:rPr>
                 <w:sz w:val="20"/>
+                <w:highlight w:val="green"/>
               </w:rPr>
               <w:t>Wankhade</w:t>
             </w:r>
@@ -4923,22 +4642,9 @@
             <w:r>
               <w:rPr>
                 <w:sz w:val="20"/>
-              </w:rPr>
-              <w:t xml:space="preserve">, </w:t>
-            </w:r>
-            <w:proofErr w:type="gramStart"/>
-            <w:r>
-              <w:rPr>
-                <w:sz w:val="20"/>
-              </w:rPr>
-              <w:t>Água, etc.</w:t>
-            </w:r>
-            <w:proofErr w:type="gramEnd"/>
-            <w:r>
-              <w:rPr>
-                <w:sz w:val="20"/>
-              </w:rPr>
-              <w:t>)</w:t>
+                <w:highlight w:val="green"/>
+              </w:rPr>
+              <w:t>, Água, etc.)</w:t>
             </w:r>
           </w:p>
         </w:tc>
@@ -5013,10 +4719,14 @@
           <w:p>
             <w:pPr>
               <w:cnfStyle w:val="000000010000" w:firstRow="0" w:lastRow="0" w:firstColumn="0" w:lastColumn="0" w:oddVBand="0" w:evenVBand="0" w:oddHBand="0" w:evenHBand="1" w:firstRowFirstColumn="0" w:firstRowLastColumn="0" w:lastRowFirstColumn="0" w:lastRowLastColumn="0"/>
-            </w:pPr>
-            <w:r>
-              <w:rPr>
-                <w:sz w:val="20"/>
+              <w:rPr>
+                <w:highlight w:val="green"/>
+              </w:rPr>
+            </w:pPr>
+            <w:r>
+              <w:rPr>
+                <w:sz w:val="20"/>
+                <w:highlight w:val="green"/>
               </w:rPr>
               <w:t>Atualizar lista de figuras, lista de tabelas, lista de abreviaturas (incluir TAM, PU, PFU, ICU, IDSC)</w:t>
             </w:r>
@@ -5093,10 +4803,14 @@
           <w:p>
             <w:pPr>
               <w:cnfStyle w:val="000000100000" w:firstRow="0" w:lastRow="0" w:firstColumn="0" w:lastColumn="0" w:oddVBand="0" w:evenVBand="0" w:oddHBand="1" w:evenHBand="0" w:firstRowFirstColumn="0" w:firstRowLastColumn="0" w:lastRowFirstColumn="0" w:lastRowLastColumn="0"/>
-            </w:pPr>
-            <w:r>
-              <w:rPr>
-                <w:sz w:val="20"/>
+              <w:rPr>
+                <w:highlight w:val="green"/>
+              </w:rPr>
+            </w:pPr>
+            <w:r>
+              <w:rPr>
+                <w:sz w:val="20"/>
+                <w:highlight w:val="green"/>
               </w:rPr>
               <w:t>Apêndices: questionário TAM (</w:t>
             </w:r>
@@ -5104,6 +4818,7 @@
             <w:r>
               <w:rPr>
                 <w:sz w:val="20"/>
+                <w:highlight w:val="green"/>
               </w:rPr>
               <w:t>form</w:t>
             </w:r>
@@ -5111,12 +4826,14 @@
             <w:r>
               <w:rPr>
                 <w:sz w:val="20"/>
+                <w:highlight w:val="green"/>
               </w:rPr>
               <w:t>), arquivos de configuração JSON exemplares</w:t>
             </w:r>
             <w:r>
               <w:rPr>
                 <w:sz w:val="20"/>
+                <w:highlight w:val="green"/>
               </w:rPr>
               <w:t>.</w:t>
             </w:r>
